--- a/docs/entrega_u1/editables/5_Guion_Demostracion.docx
+++ b/docs/entrega_u1/editables/5_Guion_Demostracion.docx
@@ -60,6 +60,11 @@
     <w:p>
       <w:r>
         <w:t>Equipo consignado en el informe previo: Max William Medina Castro; Neil Angelo Hiyo Juarez Anderson; Allcca Mauycalla (nombre completo por confirmar).</w:t>
+      </w:r>
+    </w:p>
+    <w:p>
+      <w:r>
+        <w:t>Roles propuestos para la exposición: Max — integración y programación; Neil — diseño pedagógico y pruebas; Allcca — arte e interfaz. Confirmar distribución real con el grupo.</w:t>
       </w:r>
     </w:p>
     <w:p>
@@ -12401,6 +12406,16 @@
         <w:shd w:val="clear" w:color="auto" w:fill="FBCAA2" w:themeFill="accent6" w:themeFillTint="7F"/>
       </w:tcPr>
     </w:tblStylePr>
+  </w:style>
+  <w:style w:type="paragraph" w:customStyle="1" w:styleId="Code">
+    <w:name w:val="Code"/>
+    <w:pPr>
+      <w:spacing w:after="120" w:line="252" w:lineRule="auto"/>
+    </w:pPr>
+    <w:rPr>
+      <w:rFonts w:ascii="Consolas" w:hAnsi="Consolas"/>
+      <w:sz w:val="17"/>
+    </w:rPr>
   </w:style>
 </w:styles>
 </file>
